--- a/docs/features/v0.3.3.4-issue29-service-bays/GlassHeroesBusiness_v0.3.3.4_Issue29_Development_Report.docx
+++ b/docs/features/v0.3.3.4-issue29-service-bays/GlassHeroesBusiness_v0.3.3.4_Issue29_Development_Report.docx
@@ -152,7 +152,7 @@
     </w:p>
     <w:p>
       <w:r>
-        <w:t>Zero Save.ini or Settings.ini key additions/removals/renames. Existing mechanic bay, VehicleParkingBay1..3, headings, assignments, finances, inventory, equipment and supplier values load/write unchanged. New wait/one-shot fields are session-only. Existing RepairPromisesV1 preserves unpaid accepted quote identity, pricing and remaining work across reload; fresh entities receive fresh transitions after check-in. No teleport/native handle is serialized. Existing abort cleanup remains unchanged.</w:t>
+        <w:t>Zero Save.ini or Settings.ini key additions/removals/renames. Existing WorkBay1..3, VehicleParkingBay1..3, headings, assignments, finances, inventory, equipment and supplier values load/write unchanged. New wait/one-shot fields are session-only. Existing RepairPromisesV1 preserves unpaid accepted quote identity, pricing and remaining work across reload; fresh entities receive fresh transitions after check-in. No teleport/native handle is serialized. Existing abort cleanup remains unchanged.</w:t>
       </w:r>
     </w:p>
     <w:p>
